--- a/fpga/Y8960_Cartridge_TangPrimer25K/src/mixer/doc/msx-mixer.docx
+++ b/fpga/Y8960_Cartridge_TangPrimer25K/src/mixer/doc/msx-mixer.docx
@@ -43,7 +43,13 @@
     <w:sdt>
       <w:sdtPr>
         <w:rPr>
+          <w:rFonts w:ascii="源柔ゴシック Medium" w:eastAsia="源柔ゴシック Medium" w:hAnsi="源柔ゴシック Medium" w:cs="源柔ゴシック Medium"/>
+          <w:color w:val="auto"/>
+          <w:kern w:val="2"/>
+          <w:sz w:val="21"/>
+          <w:szCs w:val="24"/>
           <w:lang w:val="ja-JP"/>
+          <w14:ligatures w14:val="standardContextual"/>
         </w:rPr>
         <w:id w:val="986670462"/>
         <w:docPartObj>
@@ -53,14 +59,8 @@
       </w:sdtPr>
       <w:sdtEndPr>
         <w:rPr>
-          <w:rFonts w:ascii="源柔ゴシック Medium" w:eastAsia="源柔ゴシック Medium" w:hAnsi="源柔ゴシック Medium" w:cs="源柔ゴシック Medium"/>
           <w:b/>
           <w:bCs/>
-          <w:color w:val="auto"/>
-          <w:kern w:val="2"/>
-          <w:sz w:val="21"/>
-          <w:szCs w:val="24"/>
-          <w14:ligatures w14:val="standardContextual"/>
         </w:rPr>
       </w:sdtEndPr>
       <w:sdtContent>
@@ -723,13 +723,7 @@
         </w:p>
       </w:sdtContent>
     </w:sdt>
-    <w:p>
-      <w:pPr>
-        <w:rPr>
-          <w:rFonts w:hint="eastAsia"/>
-        </w:rPr>
-      </w:pPr>
-    </w:p>
+    <w:p/>
     <w:p>
       <w:pPr>
         <w:widowControl/>
@@ -747,9 +741,6 @@
     <w:p>
       <w:pPr>
         <w:pStyle w:val="1"/>
-        <w:rPr>
-          <w:rFonts w:hint="eastAsia"/>
-        </w:rPr>
       </w:pPr>
       <w:bookmarkStart w:id="0" w:name="_Toc220181998"/>
       <w:r>
@@ -762,11 +753,6 @@
       <w:bookmarkEnd w:id="0"/>
     </w:p>
     <w:p>
-      <w:pPr>
-        <w:rPr>
-          <w:rFonts w:hint="eastAsia"/>
-        </w:rPr>
-      </w:pPr>
       <w:r>
         <w:rPr>
           <w:rFonts w:hint="eastAsia"/>
@@ -777,9 +763,6 @@
     <w:p>
       <w:pPr>
         <w:pStyle w:val="1"/>
-        <w:rPr>
-          <w:rFonts w:hint="eastAsia"/>
-        </w:rPr>
       </w:pPr>
       <w:bookmarkStart w:id="1" w:name="_Toc220181999"/>
       <w:r>
@@ -800,15 +783,18 @@
         <w:rPr>
           <w:rFonts w:hint="eastAsia"/>
         </w:rPr>
-        <w:t>MSX-MIXERの目的、利用範囲、システム構成について記載します。</w:t>
+        <w:t>MSX-MIXER</w:t>
+      </w:r>
+      <w:r>
+        <w:rPr>
+          <w:rFonts w:hint="eastAsia"/>
+        </w:rPr>
+        <w:t>は、Y8960内の音源コアから出力される各音声を右チャンネル・左チャンネルに振り分けてミックスすること、並びに各音源コアから出力される各音声レベルを調整することを役割としたミキサー回路である。</w:t>
       </w:r>
     </w:p>
     <w:p>
       <w:pPr>
         <w:pStyle w:val="1"/>
-        <w:rPr>
-          <w:rFonts w:hint="eastAsia"/>
-        </w:rPr>
       </w:pPr>
       <w:bookmarkStart w:id="2" w:name="_Toc220182000"/>
       <w:r>
@@ -820,420 +806,757 @@
       <w:bookmarkEnd w:id="2"/>
     </w:p>
     <w:p>
-      <w:pPr>
-        <w:widowControl/>
-        <w:numPr>
-          <w:ilvl w:val="0"/>
-          <w:numId w:val="1"/>
-        </w:numPr>
-        <w:rPr>
-          <w:rFonts w:hint="eastAsia"/>
-        </w:rPr>
-      </w:pPr>
       <w:r>
         <w:rPr>
           <w:rFonts w:hint="eastAsia"/>
         </w:rPr>
-        <w:t>ミキサー機能の詳細</w:t>
+        <w:t xml:space="preserve">　下記の音源</w:t>
       </w:r>
-    </w:p>
-    <w:p>
-      <w:pPr>
-        <w:widowControl/>
-        <w:numPr>
-          <w:ilvl w:val="0"/>
-          <w:numId w:val="1"/>
-        </w:numPr>
-        <w:rPr>
-          <w:rFonts w:hint="eastAsia"/>
-        </w:rPr>
-      </w:pPr>
       <w:r>
         <w:rPr>
           <w:rFonts w:hint="eastAsia"/>
         </w:rPr>
-        <w:t>入力・出力チャネル数</w:t>
+        <w:t>出力の桁をそろえて加算合成</w:t>
       </w:r>
-    </w:p>
-    <w:p>
-      <w:pPr>
-        <w:widowControl/>
-        <w:numPr>
-          <w:ilvl w:val="0"/>
-          <w:numId w:val="1"/>
-        </w:numPr>
-        <w:rPr>
-          <w:rFonts w:hint="eastAsia"/>
-        </w:rPr>
-      </w:pPr>
       <w:r>
         <w:rPr>
           <w:rFonts w:hint="eastAsia"/>
         </w:rPr>
-        <w:t>ボリューム・バランス調整</w:t>
+        <w:t>する。</w:t>
       </w:r>
     </w:p>
+    <w:tbl>
+      <w:tblPr>
+        <w:tblStyle w:val="5-4"/>
+        <w:tblW w:w="7083" w:type="dxa"/>
+        <w:tblLook w:val="04A0" w:firstRow="1" w:lastRow="0" w:firstColumn="1" w:lastColumn="0" w:noHBand="0" w:noVBand="1"/>
+      </w:tblPr>
+      <w:tblGrid>
+        <w:gridCol w:w="1168"/>
+        <w:gridCol w:w="1870"/>
+        <w:gridCol w:w="1919"/>
+        <w:gridCol w:w="2126"/>
+      </w:tblGrid>
+      <w:tr>
+        <w:trPr>
+          <w:cnfStyle w:val="100000000000" w:firstRow="1" w:lastRow="0" w:firstColumn="0" w:lastColumn="0" w:oddVBand="0" w:evenVBand="0" w:oddHBand="0" w:evenHBand="0" w:firstRowFirstColumn="0" w:firstRowLastColumn="0" w:lastRowFirstColumn="0" w:lastRowLastColumn="0"/>
+          <w:trHeight w:val="716"/>
+        </w:trPr>
+        <w:tc>
+          <w:tcPr>
+            <w:cnfStyle w:val="001000000000" w:firstRow="0" w:lastRow="0" w:firstColumn="1" w:lastColumn="0" w:oddVBand="0" w:evenVBand="0" w:oddHBand="0" w:evenHBand="0" w:firstRowFirstColumn="0" w:firstRowLastColumn="0" w:lastRowFirstColumn="0" w:lastRowLastColumn="0"/>
+            <w:tcW w:w="1168" w:type="dxa"/>
+          </w:tcPr>
+          <w:p>
+            <w:pPr>
+              <w:rPr>
+                <w:rFonts w:hint="eastAsia"/>
+              </w:rPr>
+            </w:pPr>
+            <w:r>
+              <w:rPr>
+                <w:rFonts w:hint="eastAsia"/>
+              </w:rPr>
+              <w:t>音源</w:t>
+            </w:r>
+          </w:p>
+        </w:tc>
+        <w:tc>
+          <w:tcPr>
+            <w:tcW w:w="1870" w:type="dxa"/>
+          </w:tcPr>
+          <w:p>
+            <w:pPr>
+              <w:cnfStyle w:val="100000000000" w:firstRow="1" w:lastRow="0" w:firstColumn="0" w:lastColumn="0" w:oddVBand="0" w:evenVBand="0" w:oddHBand="0" w:evenHBand="0" w:firstRowFirstColumn="0" w:firstRowLastColumn="0" w:lastRowFirstColumn="0" w:lastRowLastColumn="0"/>
+              <w:rPr>
+                <w:rFonts w:hint="eastAsia"/>
+              </w:rPr>
+            </w:pPr>
+            <w:r>
+              <w:rPr>
+                <w:rFonts w:hint="eastAsia"/>
+              </w:rPr>
+              <w:t>出力信号</w:t>
+            </w:r>
+          </w:p>
+        </w:tc>
+        <w:tc>
+          <w:tcPr>
+            <w:tcW w:w="1919" w:type="dxa"/>
+          </w:tcPr>
+          <w:p>
+            <w:pPr>
+              <w:cnfStyle w:val="100000000000" w:firstRow="1" w:lastRow="0" w:firstColumn="0" w:lastColumn="0" w:oddVBand="0" w:evenVBand="0" w:oddHBand="0" w:evenHBand="0" w:firstRowFirstColumn="0" w:firstRowLastColumn="0" w:lastRowFirstColumn="0" w:lastRowLastColumn="0"/>
+              <w:rPr>
+                <w:rFonts w:hint="eastAsia"/>
+              </w:rPr>
+            </w:pPr>
+            <w:r>
+              <w:rPr>
+                <w:rFonts w:hint="eastAsia"/>
+              </w:rPr>
+              <w:t>整数部</w:t>
+            </w:r>
+          </w:p>
+        </w:tc>
+        <w:tc>
+          <w:tcPr>
+            <w:tcW w:w="2126" w:type="dxa"/>
+          </w:tcPr>
+          <w:p>
+            <w:pPr>
+              <w:cnfStyle w:val="100000000000" w:firstRow="1" w:lastRow="0" w:firstColumn="0" w:lastColumn="0" w:oddVBand="0" w:evenVBand="0" w:oddHBand="0" w:evenHBand="0" w:firstRowFirstColumn="0" w:firstRowLastColumn="0" w:lastRowFirstColumn="0" w:lastRowLastColumn="0"/>
+              <w:rPr>
+                <w:rFonts w:hint="eastAsia"/>
+              </w:rPr>
+            </w:pPr>
+            <w:r>
+              <w:rPr>
+                <w:rFonts w:hint="eastAsia"/>
+              </w:rPr>
+              <w:t>小数部</w:t>
+            </w:r>
+          </w:p>
+        </w:tc>
+      </w:tr>
+      <w:tr>
+        <w:trPr>
+          <w:cnfStyle w:val="000000100000" w:firstRow="0" w:lastRow="0" w:firstColumn="0" w:lastColumn="0" w:oddVBand="0" w:evenVBand="0" w:oddHBand="1" w:evenHBand="0" w:firstRowFirstColumn="0" w:firstRowLastColumn="0" w:lastRowFirstColumn="0" w:lastRowLastColumn="0"/>
+          <w:trHeight w:val="699"/>
+        </w:trPr>
+        <w:tc>
+          <w:tcPr>
+            <w:cnfStyle w:val="001000000000" w:firstRow="0" w:lastRow="0" w:firstColumn="1" w:lastColumn="0" w:oddVBand="0" w:evenVBand="0" w:oddHBand="0" w:evenHBand="0" w:firstRowFirstColumn="0" w:firstRowLastColumn="0" w:lastRowFirstColumn="0" w:lastRowLastColumn="0"/>
+            <w:tcW w:w="1168" w:type="dxa"/>
+          </w:tcPr>
+          <w:p>
+            <w:pPr>
+              <w:rPr>
+                <w:rFonts w:hint="eastAsia"/>
+              </w:rPr>
+            </w:pPr>
+            <w:r>
+              <w:rPr>
+                <w:rFonts w:hint="eastAsia"/>
+              </w:rPr>
+              <w:t>SSG</w:t>
+            </w:r>
+          </w:p>
+        </w:tc>
+        <w:tc>
+          <w:tcPr>
+            <w:tcW w:w="1870" w:type="dxa"/>
+          </w:tcPr>
+          <w:p>
+            <w:pPr>
+              <w:cnfStyle w:val="000000100000" w:firstRow="0" w:lastRow="0" w:firstColumn="0" w:lastColumn="0" w:oddVBand="0" w:evenVBand="0" w:oddHBand="1" w:evenHBand="0" w:firstRowFirstColumn="0" w:firstRowLastColumn="0" w:lastRowFirstColumn="0" w:lastRowLastColumn="0"/>
+              <w:rPr>
+                <w:rFonts w:hint="eastAsia"/>
+              </w:rPr>
+            </w:pPr>
+            <w:r>
+              <w:rPr>
+                <w:rFonts w:hint="eastAsia"/>
+              </w:rPr>
+              <w:t>12bit</w:t>
+            </w:r>
+          </w:p>
+        </w:tc>
+        <w:tc>
+          <w:tcPr>
+            <w:tcW w:w="1919" w:type="dxa"/>
+          </w:tcPr>
+          <w:p>
+            <w:pPr>
+              <w:cnfStyle w:val="000000100000" w:firstRow="0" w:lastRow="0" w:firstColumn="0" w:lastColumn="0" w:oddVBand="0" w:evenVBand="0" w:oddHBand="1" w:evenHBand="0" w:firstRowFirstColumn="0" w:firstRowLastColumn="0" w:lastRowFirstColumn="0" w:lastRowLastColumn="0"/>
+              <w:rPr>
+                <w:rFonts w:hint="eastAsia"/>
+              </w:rPr>
+            </w:pPr>
+            <w:r>
+              <w:rPr>
+                <w:rFonts w:hint="eastAsia"/>
+              </w:rPr>
+              <w:t>2bit (3ch)</w:t>
+            </w:r>
+          </w:p>
+        </w:tc>
+        <w:tc>
+          <w:tcPr>
+            <w:tcW w:w="2126" w:type="dxa"/>
+          </w:tcPr>
+          <w:p>
+            <w:pPr>
+              <w:cnfStyle w:val="000000100000" w:firstRow="0" w:lastRow="0" w:firstColumn="0" w:lastColumn="0" w:oddVBand="0" w:evenVBand="0" w:oddHBand="1" w:evenHBand="0" w:firstRowFirstColumn="0" w:firstRowLastColumn="0" w:lastRowFirstColumn="0" w:lastRowLastColumn="0"/>
+              <w:rPr>
+                <w:rFonts w:hint="eastAsia"/>
+              </w:rPr>
+            </w:pPr>
+            <w:r>
+              <w:rPr>
+                <w:rFonts w:hint="eastAsia"/>
+              </w:rPr>
+              <w:t>10bit</w:t>
+            </w:r>
+          </w:p>
+        </w:tc>
+      </w:tr>
+      <w:tr>
+        <w:trPr>
+          <w:trHeight w:val="716"/>
+        </w:trPr>
+        <w:tc>
+          <w:tcPr>
+            <w:cnfStyle w:val="001000000000" w:firstRow="0" w:lastRow="0" w:firstColumn="1" w:lastColumn="0" w:oddVBand="0" w:evenVBand="0" w:oddHBand="0" w:evenHBand="0" w:firstRowFirstColumn="0" w:firstRowLastColumn="0" w:lastRowFirstColumn="0" w:lastRowLastColumn="0"/>
+            <w:tcW w:w="1168" w:type="dxa"/>
+          </w:tcPr>
+          <w:p>
+            <w:pPr>
+              <w:rPr>
+                <w:rFonts w:hint="eastAsia"/>
+              </w:rPr>
+            </w:pPr>
+            <w:r>
+              <w:rPr>
+                <w:rFonts w:hint="eastAsia"/>
+              </w:rPr>
+              <w:t>OPLL</w:t>
+            </w:r>
+          </w:p>
+        </w:tc>
+        <w:tc>
+          <w:tcPr>
+            <w:tcW w:w="1870" w:type="dxa"/>
+          </w:tcPr>
+          <w:p>
+            <w:pPr>
+              <w:cnfStyle w:val="000000000000" w:firstRow="0" w:lastRow="0" w:firstColumn="0" w:lastColumn="0" w:oddVBand="0" w:evenVBand="0" w:oddHBand="0" w:evenHBand="0" w:firstRowFirstColumn="0" w:firstRowLastColumn="0" w:lastRowFirstColumn="0" w:lastRowLastColumn="0"/>
+              <w:rPr>
+                <w:rFonts w:hint="eastAsia"/>
+              </w:rPr>
+            </w:pPr>
+            <w:r>
+              <w:rPr>
+                <w:rFonts w:hint="eastAsia"/>
+              </w:rPr>
+              <w:t>16bit</w:t>
+            </w:r>
+          </w:p>
+        </w:tc>
+        <w:tc>
+          <w:tcPr>
+            <w:tcW w:w="1919" w:type="dxa"/>
+          </w:tcPr>
+          <w:p>
+            <w:pPr>
+              <w:cnfStyle w:val="000000000000" w:firstRow="0" w:lastRow="0" w:firstColumn="0" w:lastColumn="0" w:oddVBand="0" w:evenVBand="0" w:oddHBand="0" w:evenHBand="0" w:firstRowFirstColumn="0" w:firstRowLastColumn="0" w:lastRowFirstColumn="0" w:lastRowLastColumn="0"/>
+              <w:rPr>
+                <w:rFonts w:hint="eastAsia"/>
+              </w:rPr>
+            </w:pPr>
+            <w:r>
+              <w:rPr>
+                <w:rFonts w:hint="eastAsia"/>
+              </w:rPr>
+              <w:t>4bit (11ch)</w:t>
+            </w:r>
+          </w:p>
+        </w:tc>
+        <w:tc>
+          <w:tcPr>
+            <w:tcW w:w="2126" w:type="dxa"/>
+          </w:tcPr>
+          <w:p>
+            <w:pPr>
+              <w:cnfStyle w:val="000000000000" w:firstRow="0" w:lastRow="0" w:firstColumn="0" w:lastColumn="0" w:oddVBand="0" w:evenVBand="0" w:oddHBand="0" w:evenHBand="0" w:firstRowFirstColumn="0" w:firstRowLastColumn="0" w:lastRowFirstColumn="0" w:lastRowLastColumn="0"/>
+              <w:rPr>
+                <w:rFonts w:hint="eastAsia"/>
+              </w:rPr>
+            </w:pPr>
+            <w:r>
+              <w:rPr>
+                <w:rFonts w:hint="eastAsia"/>
+              </w:rPr>
+              <w:t>12bit</w:t>
+            </w:r>
+          </w:p>
+        </w:tc>
+      </w:tr>
+      <w:tr>
+        <w:trPr>
+          <w:cnfStyle w:val="000000100000" w:firstRow="0" w:lastRow="0" w:firstColumn="0" w:lastColumn="0" w:oddVBand="0" w:evenVBand="0" w:oddHBand="1" w:evenHBand="0" w:firstRowFirstColumn="0" w:firstRowLastColumn="0" w:lastRowFirstColumn="0" w:lastRowLastColumn="0"/>
+          <w:trHeight w:val="699"/>
+        </w:trPr>
+        <w:tc>
+          <w:tcPr>
+            <w:cnfStyle w:val="001000000000" w:firstRow="0" w:lastRow="0" w:firstColumn="1" w:lastColumn="0" w:oddVBand="0" w:evenVBand="0" w:oddHBand="0" w:evenHBand="0" w:firstRowFirstColumn="0" w:firstRowLastColumn="0" w:lastRowFirstColumn="0" w:lastRowLastColumn="0"/>
+            <w:tcW w:w="1168" w:type="dxa"/>
+          </w:tcPr>
+          <w:p>
+            <w:pPr>
+              <w:rPr>
+                <w:rFonts w:hint="eastAsia"/>
+              </w:rPr>
+            </w:pPr>
+            <w:r>
+              <w:rPr>
+                <w:rFonts w:hint="eastAsia"/>
+              </w:rPr>
+              <w:t>OPL2</w:t>
+            </w:r>
+          </w:p>
+        </w:tc>
+        <w:tc>
+          <w:tcPr>
+            <w:tcW w:w="1870" w:type="dxa"/>
+          </w:tcPr>
+          <w:p>
+            <w:pPr>
+              <w:cnfStyle w:val="000000100000" w:firstRow="0" w:lastRow="0" w:firstColumn="0" w:lastColumn="0" w:oddVBand="0" w:evenVBand="0" w:oddHBand="1" w:evenHBand="0" w:firstRowFirstColumn="0" w:firstRowLastColumn="0" w:lastRowFirstColumn="0" w:lastRowLastColumn="0"/>
+              <w:rPr>
+                <w:rFonts w:hint="eastAsia"/>
+              </w:rPr>
+            </w:pPr>
+            <w:r>
+              <w:rPr>
+                <w:rFonts w:hint="eastAsia"/>
+              </w:rPr>
+              <w:t>16bit</w:t>
+            </w:r>
+          </w:p>
+        </w:tc>
+        <w:tc>
+          <w:tcPr>
+            <w:tcW w:w="1919" w:type="dxa"/>
+          </w:tcPr>
+          <w:p>
+            <w:pPr>
+              <w:cnfStyle w:val="000000100000" w:firstRow="0" w:lastRow="0" w:firstColumn="0" w:lastColumn="0" w:oddVBand="0" w:evenVBand="0" w:oddHBand="1" w:evenHBand="0" w:firstRowFirstColumn="0" w:firstRowLastColumn="0" w:lastRowFirstColumn="0" w:lastRowLastColumn="0"/>
+              <w:rPr>
+                <w:rFonts w:hint="eastAsia"/>
+              </w:rPr>
+            </w:pPr>
+            <w:r>
+              <w:rPr>
+                <w:rFonts w:hint="eastAsia"/>
+              </w:rPr>
+              <w:t>4bit (11ch)</w:t>
+            </w:r>
+          </w:p>
+        </w:tc>
+        <w:tc>
+          <w:tcPr>
+            <w:tcW w:w="2126" w:type="dxa"/>
+          </w:tcPr>
+          <w:p>
+            <w:pPr>
+              <w:cnfStyle w:val="000000100000" w:firstRow="0" w:lastRow="0" w:firstColumn="0" w:lastColumn="0" w:oddVBand="0" w:evenVBand="0" w:oddHBand="1" w:evenHBand="0" w:firstRowFirstColumn="0" w:firstRowLastColumn="0" w:lastRowFirstColumn="0" w:lastRowLastColumn="0"/>
+              <w:rPr>
+                <w:rFonts w:hint="eastAsia"/>
+              </w:rPr>
+            </w:pPr>
+            <w:r>
+              <w:rPr>
+                <w:rFonts w:hint="eastAsia"/>
+              </w:rPr>
+              <w:t>12bit</w:t>
+            </w:r>
+          </w:p>
+        </w:tc>
+      </w:tr>
+      <w:tr>
+        <w:trPr>
+          <w:trHeight w:val="716"/>
+        </w:trPr>
+        <w:tc>
+          <w:tcPr>
+            <w:cnfStyle w:val="001000000000" w:firstRow="0" w:lastRow="0" w:firstColumn="1" w:lastColumn="0" w:oddVBand="0" w:evenVBand="0" w:oddHBand="0" w:evenHBand="0" w:firstRowFirstColumn="0" w:firstRowLastColumn="0" w:lastRowFirstColumn="0" w:lastRowLastColumn="0"/>
+            <w:tcW w:w="1168" w:type="dxa"/>
+          </w:tcPr>
+          <w:p>
+            <w:pPr>
+              <w:rPr>
+                <w:rFonts w:hint="eastAsia"/>
+              </w:rPr>
+            </w:pPr>
+            <w:r>
+              <w:rPr>
+                <w:rFonts w:hint="eastAsia"/>
+              </w:rPr>
+              <w:t>ADPCM</w:t>
+            </w:r>
+          </w:p>
+        </w:tc>
+        <w:tc>
+          <w:tcPr>
+            <w:tcW w:w="1870" w:type="dxa"/>
+          </w:tcPr>
+          <w:p>
+            <w:pPr>
+              <w:cnfStyle w:val="000000000000" w:firstRow="0" w:lastRow="0" w:firstColumn="0" w:lastColumn="0" w:oddVBand="0" w:evenVBand="0" w:oddHBand="0" w:evenHBand="0" w:firstRowFirstColumn="0" w:firstRowLastColumn="0" w:lastRowFirstColumn="0" w:lastRowLastColumn="0"/>
+              <w:rPr>
+                <w:rFonts w:hint="eastAsia"/>
+              </w:rPr>
+            </w:pPr>
+            <w:r>
+              <w:rPr>
+                <w:rFonts w:hint="eastAsia"/>
+              </w:rPr>
+              <w:t>16bit</w:t>
+            </w:r>
+          </w:p>
+        </w:tc>
+        <w:tc>
+          <w:tcPr>
+            <w:tcW w:w="1919" w:type="dxa"/>
+          </w:tcPr>
+          <w:p>
+            <w:pPr>
+              <w:cnfStyle w:val="000000000000" w:firstRow="0" w:lastRow="0" w:firstColumn="0" w:lastColumn="0" w:oddVBand="0" w:evenVBand="0" w:oddHBand="0" w:evenHBand="0" w:firstRowFirstColumn="0" w:firstRowLastColumn="0" w:lastRowFirstColumn="0" w:lastRowLastColumn="0"/>
+              <w:rPr>
+                <w:rFonts w:hint="eastAsia"/>
+              </w:rPr>
+            </w:pPr>
+            <w:r>
+              <w:rPr>
+                <w:rFonts w:hint="eastAsia"/>
+              </w:rPr>
+              <w:t>0bit (1ch)</w:t>
+            </w:r>
+          </w:p>
+        </w:tc>
+        <w:tc>
+          <w:tcPr>
+            <w:tcW w:w="2126" w:type="dxa"/>
+          </w:tcPr>
+          <w:p>
+            <w:pPr>
+              <w:cnfStyle w:val="000000000000" w:firstRow="0" w:lastRow="0" w:firstColumn="0" w:lastColumn="0" w:oddVBand="0" w:evenVBand="0" w:oddHBand="0" w:evenHBand="0" w:firstRowFirstColumn="0" w:firstRowLastColumn="0" w:lastRowFirstColumn="0" w:lastRowLastColumn="0"/>
+              <w:rPr>
+                <w:rFonts w:hint="eastAsia"/>
+              </w:rPr>
+            </w:pPr>
+            <w:r>
+              <w:rPr>
+                <w:rFonts w:hint="eastAsia"/>
+              </w:rPr>
+              <w:t>16bit</w:t>
+            </w:r>
+          </w:p>
+        </w:tc>
+      </w:tr>
+      <w:tr>
+        <w:trPr>
+          <w:cnfStyle w:val="000000100000" w:firstRow="0" w:lastRow="0" w:firstColumn="0" w:lastColumn="0" w:oddVBand="0" w:evenVBand="0" w:oddHBand="1" w:evenHBand="0" w:firstRowFirstColumn="0" w:firstRowLastColumn="0" w:lastRowFirstColumn="0" w:lastRowLastColumn="0"/>
+          <w:trHeight w:val="716"/>
+        </w:trPr>
+        <w:tc>
+          <w:tcPr>
+            <w:cnfStyle w:val="001000000000" w:firstRow="0" w:lastRow="0" w:firstColumn="1" w:lastColumn="0" w:oddVBand="0" w:evenVBand="0" w:oddHBand="0" w:evenHBand="0" w:firstRowFirstColumn="0" w:firstRowLastColumn="0" w:lastRowFirstColumn="0" w:lastRowLastColumn="0"/>
+            <w:tcW w:w="1168" w:type="dxa"/>
+          </w:tcPr>
+          <w:p>
+            <w:pPr>
+              <w:rPr>
+                <w:rFonts w:hint="eastAsia"/>
+              </w:rPr>
+            </w:pPr>
+            <w:r>
+              <w:rPr>
+                <w:rFonts w:hint="eastAsia"/>
+              </w:rPr>
+              <w:t>SCC</w:t>
+            </w:r>
+          </w:p>
+        </w:tc>
+        <w:tc>
+          <w:tcPr>
+            <w:tcW w:w="1870" w:type="dxa"/>
+          </w:tcPr>
+          <w:p>
+            <w:pPr>
+              <w:cnfStyle w:val="000000100000" w:firstRow="0" w:lastRow="0" w:firstColumn="0" w:lastColumn="0" w:oddVBand="0" w:evenVBand="0" w:oddHBand="1" w:evenHBand="0" w:firstRowFirstColumn="0" w:firstRowLastColumn="0" w:lastRowFirstColumn="0" w:lastRowLastColumn="0"/>
+              <w:rPr>
+                <w:rFonts w:hint="eastAsia"/>
+              </w:rPr>
+            </w:pPr>
+            <w:r>
+              <w:rPr>
+                <w:rFonts w:hint="eastAsia"/>
+              </w:rPr>
+              <w:t>11bit</w:t>
+            </w:r>
+          </w:p>
+        </w:tc>
+        <w:tc>
+          <w:tcPr>
+            <w:tcW w:w="1919" w:type="dxa"/>
+          </w:tcPr>
+          <w:p>
+            <w:pPr>
+              <w:cnfStyle w:val="000000100000" w:firstRow="0" w:lastRow="0" w:firstColumn="0" w:lastColumn="0" w:oddVBand="0" w:evenVBand="0" w:oddHBand="1" w:evenHBand="0" w:firstRowFirstColumn="0" w:firstRowLastColumn="0" w:lastRowFirstColumn="0" w:lastRowLastColumn="0"/>
+              <w:rPr>
+                <w:rFonts w:hint="eastAsia"/>
+              </w:rPr>
+            </w:pPr>
+            <w:r>
+              <w:rPr>
+                <w:rFonts w:hint="eastAsia"/>
+              </w:rPr>
+              <w:t>3bit (5ch)</w:t>
+            </w:r>
+          </w:p>
+        </w:tc>
+        <w:tc>
+          <w:tcPr>
+            <w:tcW w:w="2126" w:type="dxa"/>
+          </w:tcPr>
+          <w:p>
+            <w:pPr>
+              <w:cnfStyle w:val="000000100000" w:firstRow="0" w:lastRow="0" w:firstColumn="0" w:lastColumn="0" w:oddVBand="0" w:evenVBand="0" w:oddHBand="1" w:evenHBand="0" w:firstRowFirstColumn="0" w:firstRowLastColumn="0" w:lastRowFirstColumn="0" w:lastRowLastColumn="0"/>
+              <w:rPr>
+                <w:rFonts w:hint="eastAsia"/>
+              </w:rPr>
+            </w:pPr>
+            <w:r>
+              <w:rPr>
+                <w:rFonts w:hint="eastAsia"/>
+              </w:rPr>
+              <w:t>8bit</w:t>
+            </w:r>
+          </w:p>
+        </w:tc>
+      </w:tr>
+      <w:tr>
+        <w:trPr>
+          <w:trHeight w:val="699"/>
+        </w:trPr>
+        <w:tc>
+          <w:tcPr>
+            <w:cnfStyle w:val="001000000000" w:firstRow="0" w:lastRow="0" w:firstColumn="1" w:lastColumn="0" w:oddVBand="0" w:evenVBand="0" w:oddHBand="0" w:evenHBand="0" w:firstRowFirstColumn="0" w:firstRowLastColumn="0" w:lastRowFirstColumn="0" w:lastRowLastColumn="0"/>
+            <w:tcW w:w="1168" w:type="dxa"/>
+          </w:tcPr>
+          <w:p>
+            <w:pPr>
+              <w:rPr>
+                <w:rFonts w:hint="eastAsia"/>
+              </w:rPr>
+            </w:pPr>
+            <w:r>
+              <w:rPr>
+                <w:rFonts w:hint="eastAsia"/>
+              </w:rPr>
+              <w:t>DCSG</w:t>
+            </w:r>
+          </w:p>
+        </w:tc>
+        <w:tc>
+          <w:tcPr>
+            <w:tcW w:w="1870" w:type="dxa"/>
+          </w:tcPr>
+          <w:p>
+            <w:pPr>
+              <w:cnfStyle w:val="000000000000" w:firstRow="0" w:lastRow="0" w:firstColumn="0" w:lastColumn="0" w:oddVBand="0" w:evenVBand="0" w:oddHBand="0" w:evenHBand="0" w:firstRowFirstColumn="0" w:firstRowLastColumn="0" w:lastRowFirstColumn="0" w:lastRowLastColumn="0"/>
+              <w:rPr>
+                <w:rFonts w:hint="eastAsia"/>
+              </w:rPr>
+            </w:pPr>
+            <w:r>
+              <w:rPr>
+                <w:rFonts w:hint="eastAsia"/>
+              </w:rPr>
+              <w:t>14bit</w:t>
+            </w:r>
+          </w:p>
+        </w:tc>
+        <w:tc>
+          <w:tcPr>
+            <w:tcW w:w="1919" w:type="dxa"/>
+          </w:tcPr>
+          <w:p>
+            <w:pPr>
+              <w:cnfStyle w:val="000000000000" w:firstRow="0" w:lastRow="0" w:firstColumn="0" w:lastColumn="0" w:oddVBand="0" w:evenVBand="0" w:oddHBand="0" w:evenHBand="0" w:firstRowFirstColumn="0" w:firstRowLastColumn="0" w:lastRowFirstColumn="0" w:lastRowLastColumn="0"/>
+              <w:rPr>
+                <w:rFonts w:hint="eastAsia"/>
+              </w:rPr>
+            </w:pPr>
+            <w:r>
+              <w:rPr>
+                <w:rFonts w:hint="eastAsia"/>
+              </w:rPr>
+              <w:t>2bit (3ch)</w:t>
+            </w:r>
+          </w:p>
+        </w:tc>
+        <w:tc>
+          <w:tcPr>
+            <w:tcW w:w="2126" w:type="dxa"/>
+          </w:tcPr>
+          <w:p>
+            <w:pPr>
+              <w:cnfStyle w:val="000000000000" w:firstRow="0" w:lastRow="0" w:firstColumn="0" w:lastColumn="0" w:oddVBand="0" w:evenVBand="0" w:oddHBand="0" w:evenHBand="0" w:firstRowFirstColumn="0" w:firstRowLastColumn="0" w:lastRowFirstColumn="0" w:lastRowLastColumn="0"/>
+              <w:rPr>
+                <w:rFonts w:hint="eastAsia"/>
+              </w:rPr>
+            </w:pPr>
+            <w:r>
+              <w:rPr>
+                <w:rFonts w:hint="eastAsia"/>
+              </w:rPr>
+              <w:t>12bit</w:t>
+            </w:r>
+          </w:p>
+        </w:tc>
+      </w:tr>
+      <w:tr>
+        <w:trPr>
+          <w:cnfStyle w:val="000000100000" w:firstRow="0" w:lastRow="0" w:firstColumn="0" w:lastColumn="0" w:oddVBand="0" w:evenVBand="0" w:oddHBand="1" w:evenHBand="0" w:firstRowFirstColumn="0" w:firstRowLastColumn="0" w:lastRowFirstColumn="0" w:lastRowLastColumn="0"/>
+          <w:trHeight w:val="699"/>
+        </w:trPr>
+        <w:tc>
+          <w:tcPr>
+            <w:cnfStyle w:val="001000000000" w:firstRow="0" w:lastRow="0" w:firstColumn="1" w:lastColumn="0" w:oddVBand="0" w:evenVBand="0" w:oddHBand="0" w:evenHBand="0" w:firstRowFirstColumn="0" w:firstRowLastColumn="0" w:lastRowFirstColumn="0" w:lastRowLastColumn="0"/>
+            <w:tcW w:w="1168" w:type="dxa"/>
+          </w:tcPr>
+          <w:p>
+            <w:pPr>
+              <w:rPr>
+                <w:rFonts w:hint="eastAsia"/>
+              </w:rPr>
+            </w:pPr>
+            <w:r>
+              <w:rPr>
+                <w:rFonts w:hint="eastAsia"/>
+              </w:rPr>
+              <w:t>合計</w:t>
+            </w:r>
+          </w:p>
+        </w:tc>
+        <w:tc>
+          <w:tcPr>
+            <w:tcW w:w="1870" w:type="dxa"/>
+          </w:tcPr>
+          <w:p>
+            <w:pPr>
+              <w:cnfStyle w:val="000000100000" w:firstRow="0" w:lastRow="0" w:firstColumn="0" w:lastColumn="0" w:oddVBand="0" w:evenVBand="0" w:oddHBand="1" w:evenHBand="0" w:firstRowFirstColumn="0" w:firstRowLastColumn="0" w:lastRowFirstColumn="0" w:lastRowLastColumn="0"/>
+              <w:rPr>
+                <w:rFonts w:hint="eastAsia"/>
+              </w:rPr>
+            </w:pPr>
+            <w:r>
+              <w:rPr>
+                <w:rFonts w:hint="eastAsia"/>
+              </w:rPr>
+              <w:t>24bit</w:t>
+            </w:r>
+          </w:p>
+        </w:tc>
+        <w:tc>
+          <w:tcPr>
+            <w:tcW w:w="1919" w:type="dxa"/>
+          </w:tcPr>
+          <w:p>
+            <w:pPr>
+              <w:cnfStyle w:val="000000100000" w:firstRow="0" w:lastRow="0" w:firstColumn="0" w:lastColumn="0" w:oddVBand="0" w:evenVBand="0" w:oddHBand="1" w:evenHBand="0" w:firstRowFirstColumn="0" w:firstRowLastColumn="0" w:lastRowFirstColumn="0" w:lastRowLastColumn="0"/>
+              <w:rPr>
+                <w:rFonts w:hint="eastAsia"/>
+              </w:rPr>
+            </w:pPr>
+            <w:r>
+              <w:rPr>
+                <w:rFonts w:hint="eastAsia"/>
+              </w:rPr>
+              <w:t>6bit (</w:t>
+            </w:r>
+            <w:r>
+              <w:t>34</w:t>
+            </w:r>
+            <w:r>
+              <w:rPr>
+                <w:rFonts w:hint="eastAsia"/>
+              </w:rPr>
+              <w:t>ch)</w:t>
+            </w:r>
+          </w:p>
+        </w:tc>
+        <w:tc>
+          <w:tcPr>
+            <w:tcW w:w="2126" w:type="dxa"/>
+          </w:tcPr>
+          <w:p>
+            <w:pPr>
+              <w:cnfStyle w:val="000000100000" w:firstRow="0" w:lastRow="0" w:firstColumn="0" w:lastColumn="0" w:oddVBand="0" w:evenVBand="0" w:oddHBand="1" w:evenHBand="0" w:firstRowFirstColumn="0" w:firstRowLastColumn="0" w:lastRowFirstColumn="0" w:lastRowLastColumn="0"/>
+              <w:rPr>
+                <w:rFonts w:hint="eastAsia"/>
+              </w:rPr>
+            </w:pPr>
+            <w:r>
+              <w:rPr>
+                <w:rFonts w:hint="eastAsia"/>
+              </w:rPr>
+              <w:t>18bit</w:t>
+            </w:r>
+          </w:p>
+        </w:tc>
+      </w:tr>
+    </w:tbl>
     <w:p>
-      <w:pPr>
-        <w:widowControl/>
-        <w:numPr>
-          <w:ilvl w:val="0"/>
-          <w:numId w:val="1"/>
-        </w:numPr>
-        <w:rPr>
-          <w:rFonts w:hint="eastAsia"/>
-        </w:rPr>
-      </w:pPr>
-      <w:r>
-        <w:rPr>
-          <w:rFonts w:hint="eastAsia"/>
-        </w:rPr>
-        <w:t>音源選択／切替機能</w:t>
-      </w:r>
-    </w:p>
-    <w:p>
-      <w:pPr>
-        <w:widowControl/>
-        <w:numPr>
-          <w:ilvl w:val="0"/>
-          <w:numId w:val="1"/>
-        </w:numPr>
-        <w:rPr>
-          <w:rFonts w:hint="eastAsia"/>
-        </w:rPr>
-      </w:pPr>
-      <w:r>
-        <w:rPr>
-          <w:rFonts w:hint="eastAsia"/>
-        </w:rPr>
-        <w:t>ミュート・ソロ機能</w:t>
-      </w:r>
-    </w:p>
-    <w:p>
-      <w:pPr>
-        <w:pStyle w:val="1"/>
-        <w:rPr>
-          <w:rFonts w:hint="eastAsia"/>
-        </w:rPr>
-      </w:pPr>
-      <w:bookmarkStart w:id="3" w:name="_Toc220182001"/>
-      <w:r>
-        <w:rPr>
-          <w:rFonts w:hint="eastAsia"/>
-        </w:rPr>
-        <w:t>4. ハードウェア仕様</w:t>
-      </w:r>
-      <w:bookmarkEnd w:id="3"/>
-    </w:p>
-    <w:p>
-      <w:pPr>
-        <w:widowControl/>
-        <w:numPr>
-          <w:ilvl w:val="0"/>
-          <w:numId w:val="2"/>
-        </w:numPr>
-        <w:rPr>
-          <w:rFonts w:hint="eastAsia"/>
-        </w:rPr>
-      </w:pPr>
-      <w:r>
-        <w:rPr>
-          <w:rFonts w:hint="eastAsia"/>
-        </w:rPr>
-        <w:t>接続端子・ピン配置</w:t>
-      </w:r>
-    </w:p>
-    <w:p>
-      <w:pPr>
-        <w:widowControl/>
-        <w:numPr>
-          <w:ilvl w:val="0"/>
-          <w:numId w:val="2"/>
-        </w:numPr>
-        <w:rPr>
-          <w:rFonts w:hint="eastAsia"/>
-        </w:rPr>
-      </w:pPr>
-      <w:r>
-        <w:rPr>
-          <w:rFonts w:hint="eastAsia"/>
-        </w:rPr>
-        <w:t>電源仕様</w:t>
-      </w:r>
-    </w:p>
-    <w:p>
-      <w:pPr>
-        <w:widowControl/>
-        <w:numPr>
-          <w:ilvl w:val="0"/>
-          <w:numId w:val="2"/>
-        </w:numPr>
-        <w:rPr>
-          <w:rFonts w:hint="eastAsia"/>
-        </w:rPr>
-      </w:pPr>
-      <w:r>
-        <w:rPr>
-          <w:rFonts w:hint="eastAsia"/>
-        </w:rPr>
-        <w:t>外形寸法・重量</w:t>
-      </w:r>
-    </w:p>
-    <w:p>
-      <w:pPr>
-        <w:widowControl/>
-        <w:numPr>
-          <w:ilvl w:val="0"/>
-          <w:numId w:val="2"/>
-        </w:numPr>
-        <w:rPr>
-          <w:rFonts w:hint="eastAsia"/>
-        </w:rPr>
-      </w:pPr>
-      <w:r>
-        <w:rPr>
-          <w:rFonts w:hint="eastAsia"/>
-        </w:rPr>
-        <w:t>対応機器/互換性</w:t>
-      </w:r>
-    </w:p>
-    <w:p>
-      <w:pPr>
-        <w:pStyle w:val="1"/>
-        <w:rPr>
-          <w:rFonts w:hint="eastAsia"/>
-        </w:rPr>
-      </w:pPr>
-      <w:bookmarkStart w:id="4" w:name="_Toc220182002"/>
       <w:r>
         <w:rPr>
           <w:rFonts w:hint="eastAsia"/>
         </w:rPr>
         <w:lastRenderedPageBreak/>
-        <w:t>5. ソフトウェア仕様</w:t>
+        <w:t xml:space="preserve">　各音源は、個別にミュート指定が可能である。右出力と左出力でそれぞれ指定できる。</w:t>
       </w:r>
-      <w:bookmarkEnd w:id="4"/>
     </w:p>
     <w:p>
-      <w:pPr>
-        <w:widowControl/>
-        <w:numPr>
-          <w:ilvl w:val="0"/>
-          <w:numId w:val="3"/>
-        </w:numPr>
-        <w:rPr>
-          <w:rFonts w:hint="eastAsia"/>
-        </w:rPr>
-      </w:pPr>
       <w:r>
         <w:rPr>
           <w:rFonts w:hint="eastAsia"/>
         </w:rPr>
-        <w:t>コントロールレジスタ構成</w:t>
+        <w:t xml:space="preserve">　各音源は、1/16～16/16 のゲインダウンによる音量調整機能がある。デフォルトは 8/16 である。この音量調整は、右出力と左出力でそれぞれ指定できる。</w:t>
       </w:r>
     </w:p>
     <w:p>
       <w:pPr>
-        <w:widowControl/>
-        <w:numPr>
-          <w:ilvl w:val="0"/>
-          <w:numId w:val="3"/>
-        </w:numPr>
         <w:rPr>
           <w:rFonts w:hint="eastAsia"/>
         </w:rPr>
       </w:pPr>
+    </w:p>
+    <w:p>
+      <w:pPr>
+        <w:pStyle w:val="1"/>
+      </w:pPr>
+      <w:bookmarkStart w:id="3" w:name="_Toc220182002"/>
       <w:r>
         <w:rPr>
           <w:rFonts w:hint="eastAsia"/>
         </w:rPr>
-        <w:t>初期化手順</w:t>
+        <w:t>4</w:t>
       </w:r>
-    </w:p>
-    <w:p>
-      <w:pPr>
-        <w:widowControl/>
-        <w:numPr>
-          <w:ilvl w:val="0"/>
-          <w:numId w:val="3"/>
-        </w:numPr>
-        <w:rPr>
-          <w:rFonts w:hint="eastAsia"/>
-        </w:rPr>
-      </w:pPr>
       <w:r>
         <w:rPr>
           <w:rFonts w:hint="eastAsia"/>
         </w:rPr>
-        <w:t>データ転送手順</w:t>
+        <w:t>. ソフトウェア仕様</w:t>
       </w:r>
+      <w:bookmarkEnd w:id="3"/>
     </w:p>
     <w:p>
-      <w:pPr>
-        <w:widowControl/>
-        <w:numPr>
-          <w:ilvl w:val="0"/>
-          <w:numId w:val="3"/>
-        </w:numPr>
-        <w:rPr>
-          <w:rFonts w:hint="eastAsia"/>
-        </w:rPr>
-      </w:pPr>
       <w:r>
         <w:rPr>
           <w:rFonts w:hint="eastAsia"/>
         </w:rPr>
-        <w:t>各種コマンド/制御方法</w:t>
+        <w:t xml:space="preserve">　レジスタの一覧を下記に示す。</w:t>
       </w:r>
     </w:p>
     <w:p>
       <w:pPr>
-        <w:pStyle w:val="1"/>
         <w:rPr>
           <w:rFonts w:hint="eastAsia"/>
         </w:rPr>
       </w:pPr>
-      <w:bookmarkStart w:id="5" w:name="_Toc220182003"/>
-      <w:r>
-        <w:rPr>
-          <w:rFonts w:hint="eastAsia"/>
-        </w:rPr>
-        <w:t>6. タイミングチャート</w:t>
-      </w:r>
-      <w:bookmarkEnd w:id="5"/>
-    </w:p>
-    <w:p>
-      <w:pPr>
-        <w:rPr>
-          <w:rFonts w:hint="eastAsia"/>
-        </w:rPr>
-      </w:pPr>
-      <w:r>
-        <w:rPr>
-          <w:rFonts w:hint="eastAsia"/>
-        </w:rPr>
-        <w:t>主要な動作タイミングや信号遷移例を図示します。</w:t>
-      </w:r>
-    </w:p>
-    <w:p>
-      <w:pPr>
-        <w:pStyle w:val="1"/>
-        <w:rPr>
-          <w:rFonts w:hint="eastAsia"/>
-        </w:rPr>
-      </w:pPr>
-      <w:bookmarkStart w:id="6" w:name="_Toc220182004"/>
-      <w:r>
-        <w:rPr>
-          <w:rFonts w:hint="eastAsia"/>
-        </w:rPr>
-        <w:t>7. 動作例・ユースケース</w:t>
-      </w:r>
-      <w:bookmarkEnd w:id="6"/>
-    </w:p>
-    <w:p>
-      <w:pPr>
-        <w:widowControl/>
-        <w:numPr>
-          <w:ilvl w:val="0"/>
-          <w:numId w:val="4"/>
-        </w:numPr>
-        <w:rPr>
-          <w:rFonts w:hint="eastAsia"/>
-        </w:rPr>
-      </w:pPr>
-      <w:r>
-        <w:rPr>
-          <w:rFonts w:hint="eastAsia"/>
-        </w:rPr>
-        <w:t>基本的な利用例</w:t>
-      </w:r>
-    </w:p>
-    <w:p>
-      <w:pPr>
-        <w:widowControl/>
-        <w:numPr>
-          <w:ilvl w:val="0"/>
-          <w:numId w:val="4"/>
-        </w:numPr>
-        <w:rPr>
-          <w:rFonts w:hint="eastAsia"/>
-        </w:rPr>
-      </w:pPr>
-      <w:r>
-        <w:rPr>
-          <w:rFonts w:hint="eastAsia"/>
-        </w:rPr>
-        <w:t>応用的な設定例</w:t>
-      </w:r>
-    </w:p>
-    <w:p>
-      <w:pPr>
-        <w:pStyle w:val="1"/>
-        <w:rPr>
-          <w:rFonts w:hint="eastAsia"/>
-        </w:rPr>
-      </w:pPr>
-      <w:bookmarkStart w:id="7" w:name="_Toc220182005"/>
-      <w:r>
-        <w:rPr>
-          <w:rFonts w:hint="eastAsia"/>
-        </w:rPr>
-        <w:t>8. 注意事項・制限事項</w:t>
-      </w:r>
-      <w:bookmarkEnd w:id="7"/>
-    </w:p>
-    <w:p>
-      <w:pPr>
-        <w:rPr>
-          <w:rFonts w:hint="eastAsia"/>
-        </w:rPr>
-      </w:pPr>
-      <w:r>
-        <w:rPr>
-          <w:rFonts w:hint="eastAsia"/>
-        </w:rPr>
-        <w:t>使用上の注意点や既知の制限事項について記載します。</w:t>
-      </w:r>
-    </w:p>
-    <w:p>
-      <w:pPr>
-        <w:pStyle w:val="1"/>
-        <w:rPr>
-          <w:rFonts w:hint="eastAsia"/>
-        </w:rPr>
-      </w:pPr>
-      <w:bookmarkStart w:id="8" w:name="_Toc220182006"/>
-      <w:r>
-        <w:rPr>
-          <w:rFonts w:hint="eastAsia"/>
-        </w:rPr>
-        <w:t>9. 参考資料</w:t>
-      </w:r>
-      <w:bookmarkEnd w:id="8"/>
-    </w:p>
-    <w:p>
-      <w:pPr>
-        <w:widowControl/>
-        <w:numPr>
-          <w:ilvl w:val="0"/>
-          <w:numId w:val="5"/>
-        </w:numPr>
-        <w:rPr>
-          <w:rFonts w:hint="eastAsia"/>
-        </w:rPr>
-      </w:pPr>
-      <w:r>
-        <w:rPr>
-          <w:rFonts w:hint="eastAsia"/>
-        </w:rPr>
-        <w:t>関連する仕様書や資料の一覧</w:t>
-      </w:r>
-    </w:p>
-    <w:p>
-      <w:r>
-        <w:t xml:space="preserve"> </w:t>
-      </w:r>
     </w:p>
     <w:p/>
     <w:sectPr>
@@ -2615,6 +2938,7 @@
   <w:style w:type="character" w:default="1" w:styleId="a0">
     <w:name w:val="Default Paragraph Font"/>
     <w:uiPriority w:val="1"/>
+    <w:semiHidden/>
     <w:unhideWhenUsed/>
   </w:style>
   <w:style w:type="table" w:default="1" w:styleId="a1">
@@ -2759,7 +3083,7 @@
     <w:rsid w:val="00A067DC"/>
     <w:pPr>
       <w:spacing w:after="80"/>
-      <w:ind w:leftChars="100" w:rightChars="100"/>
+      <w:ind w:leftChars="100" w:left="100" w:rightChars="100" w:right="100"/>
       <w:contextualSpacing/>
       <w:jc w:val="center"/>
     </w:pPr>
@@ -2962,6 +3286,198 @@
       <w:color w:val="467886" w:themeColor="hyperlink"/>
       <w:u w:val="single"/>
     </w:rPr>
+  </w:style>
+  <w:style w:type="table" w:styleId="ac">
+    <w:name w:val="Table Grid"/>
+    <w:basedOn w:val="a1"/>
+    <w:uiPriority w:val="39"/>
+    <w:rsid w:val="00252F11"/>
+    <w:tblPr>
+      <w:tblBorders>
+        <w:top w:val="single" w:sz="4" w:space="0" w:color="auto"/>
+        <w:left w:val="single" w:sz="4" w:space="0" w:color="auto"/>
+        <w:bottom w:val="single" w:sz="4" w:space="0" w:color="auto"/>
+        <w:right w:val="single" w:sz="4" w:space="0" w:color="auto"/>
+        <w:insideH w:val="single" w:sz="4" w:space="0" w:color="auto"/>
+        <w:insideV w:val="single" w:sz="4" w:space="0" w:color="auto"/>
+      </w:tblBorders>
+    </w:tblPr>
+  </w:style>
+  <w:style w:type="table" w:styleId="5-4">
+    <w:name w:val="Grid Table 5 Dark Accent 4"/>
+    <w:basedOn w:val="a1"/>
+    <w:uiPriority w:val="50"/>
+    <w:rsid w:val="00252F11"/>
+    <w:tblPr>
+      <w:tblStyleRowBandSize w:val="1"/>
+      <w:tblStyleColBandSize w:val="1"/>
+      <w:tblBorders>
+        <w:top w:val="single" w:sz="4" w:space="0" w:color="FFFFFF" w:themeColor="background1"/>
+        <w:left w:val="single" w:sz="4" w:space="0" w:color="FFFFFF" w:themeColor="background1"/>
+        <w:bottom w:val="single" w:sz="4" w:space="0" w:color="FFFFFF" w:themeColor="background1"/>
+        <w:right w:val="single" w:sz="4" w:space="0" w:color="FFFFFF" w:themeColor="background1"/>
+        <w:insideH w:val="single" w:sz="4" w:space="0" w:color="FFFFFF" w:themeColor="background1"/>
+        <w:insideV w:val="single" w:sz="4" w:space="0" w:color="FFFFFF" w:themeColor="background1"/>
+      </w:tblBorders>
+    </w:tblPr>
+    <w:tcPr>
+      <w:shd w:val="clear" w:color="auto" w:fill="CAEDFB" w:themeFill="accent4" w:themeFillTint="33"/>
+    </w:tcPr>
+    <w:tblStylePr w:type="firstRow">
+      <w:rPr>
+        <w:b/>
+        <w:bCs/>
+        <w:color w:val="FFFFFF" w:themeColor="background1"/>
+      </w:rPr>
+      <w:tblPr/>
+      <w:tcPr>
+        <w:tcBorders>
+          <w:top w:val="single" w:sz="4" w:space="0" w:color="FFFFFF" w:themeColor="background1"/>
+          <w:left w:val="single" w:sz="4" w:space="0" w:color="FFFFFF" w:themeColor="background1"/>
+          <w:right w:val="single" w:sz="4" w:space="0" w:color="FFFFFF" w:themeColor="background1"/>
+          <w:insideH w:val="nil"/>
+          <w:insideV w:val="nil"/>
+        </w:tcBorders>
+        <w:shd w:val="clear" w:color="auto" w:fill="0F9ED5" w:themeFill="accent4"/>
+      </w:tcPr>
+    </w:tblStylePr>
+    <w:tblStylePr w:type="lastRow">
+      <w:rPr>
+        <w:b/>
+        <w:bCs/>
+        <w:color w:val="FFFFFF" w:themeColor="background1"/>
+      </w:rPr>
+      <w:tblPr/>
+      <w:tcPr>
+        <w:tcBorders>
+          <w:left w:val="single" w:sz="4" w:space="0" w:color="FFFFFF" w:themeColor="background1"/>
+          <w:bottom w:val="single" w:sz="4" w:space="0" w:color="FFFFFF" w:themeColor="background1"/>
+          <w:right w:val="single" w:sz="4" w:space="0" w:color="FFFFFF" w:themeColor="background1"/>
+          <w:insideH w:val="nil"/>
+          <w:insideV w:val="nil"/>
+        </w:tcBorders>
+        <w:shd w:val="clear" w:color="auto" w:fill="0F9ED5" w:themeFill="accent4"/>
+      </w:tcPr>
+    </w:tblStylePr>
+    <w:tblStylePr w:type="firstCol">
+      <w:rPr>
+        <w:b/>
+        <w:bCs/>
+        <w:color w:val="FFFFFF" w:themeColor="background1"/>
+      </w:rPr>
+      <w:tblPr/>
+      <w:tcPr>
+        <w:tcBorders>
+          <w:top w:val="single" w:sz="4" w:space="0" w:color="FFFFFF" w:themeColor="background1"/>
+          <w:left w:val="single" w:sz="4" w:space="0" w:color="FFFFFF" w:themeColor="background1"/>
+          <w:bottom w:val="single" w:sz="4" w:space="0" w:color="FFFFFF" w:themeColor="background1"/>
+          <w:insideV w:val="nil"/>
+        </w:tcBorders>
+        <w:shd w:val="clear" w:color="auto" w:fill="0F9ED5" w:themeFill="accent4"/>
+      </w:tcPr>
+    </w:tblStylePr>
+    <w:tblStylePr w:type="lastCol">
+      <w:rPr>
+        <w:b/>
+        <w:bCs/>
+        <w:color w:val="FFFFFF" w:themeColor="background1"/>
+      </w:rPr>
+      <w:tblPr/>
+      <w:tcPr>
+        <w:tcBorders>
+          <w:top w:val="single" w:sz="4" w:space="0" w:color="FFFFFF" w:themeColor="background1"/>
+          <w:bottom w:val="single" w:sz="4" w:space="0" w:color="FFFFFF" w:themeColor="background1"/>
+          <w:right w:val="single" w:sz="4" w:space="0" w:color="FFFFFF" w:themeColor="background1"/>
+          <w:insideV w:val="nil"/>
+        </w:tcBorders>
+        <w:shd w:val="clear" w:color="auto" w:fill="0F9ED5" w:themeFill="accent4"/>
+      </w:tcPr>
+    </w:tblStylePr>
+    <w:tblStylePr w:type="band1Vert">
+      <w:tblPr/>
+      <w:tcPr>
+        <w:shd w:val="clear" w:color="auto" w:fill="95DCF7" w:themeFill="accent4" w:themeFillTint="66"/>
+      </w:tcPr>
+    </w:tblStylePr>
+    <w:tblStylePr w:type="band1Horz">
+      <w:tblPr/>
+      <w:tcPr>
+        <w:shd w:val="clear" w:color="auto" w:fill="95DCF7" w:themeFill="accent4" w:themeFillTint="66"/>
+      </w:tcPr>
+    </w:tblStylePr>
+  </w:style>
+  <w:style w:type="table" w:styleId="4-4">
+    <w:name w:val="Grid Table 4 Accent 4"/>
+    <w:basedOn w:val="a1"/>
+    <w:uiPriority w:val="49"/>
+    <w:rsid w:val="00252F11"/>
+    <w:tblPr>
+      <w:tblStyleRowBandSize w:val="1"/>
+      <w:tblStyleColBandSize w:val="1"/>
+      <w:tblBorders>
+        <w:top w:val="single" w:sz="4" w:space="0" w:color="60CAF3" w:themeColor="accent4" w:themeTint="99"/>
+        <w:left w:val="single" w:sz="4" w:space="0" w:color="60CAF3" w:themeColor="accent4" w:themeTint="99"/>
+        <w:bottom w:val="single" w:sz="4" w:space="0" w:color="60CAF3" w:themeColor="accent4" w:themeTint="99"/>
+        <w:right w:val="single" w:sz="4" w:space="0" w:color="60CAF3" w:themeColor="accent4" w:themeTint="99"/>
+        <w:insideH w:val="single" w:sz="4" w:space="0" w:color="60CAF3" w:themeColor="accent4" w:themeTint="99"/>
+        <w:insideV w:val="single" w:sz="4" w:space="0" w:color="60CAF3" w:themeColor="accent4" w:themeTint="99"/>
+      </w:tblBorders>
+    </w:tblPr>
+    <w:tblStylePr w:type="firstRow">
+      <w:rPr>
+        <w:b/>
+        <w:bCs/>
+        <w:color w:val="FFFFFF" w:themeColor="background1"/>
+      </w:rPr>
+      <w:tblPr/>
+      <w:tcPr>
+        <w:tcBorders>
+          <w:top w:val="single" w:sz="4" w:space="0" w:color="0F9ED5" w:themeColor="accent4"/>
+          <w:left w:val="single" w:sz="4" w:space="0" w:color="0F9ED5" w:themeColor="accent4"/>
+          <w:bottom w:val="single" w:sz="4" w:space="0" w:color="0F9ED5" w:themeColor="accent4"/>
+          <w:right w:val="single" w:sz="4" w:space="0" w:color="0F9ED5" w:themeColor="accent4"/>
+          <w:insideH w:val="nil"/>
+          <w:insideV w:val="nil"/>
+        </w:tcBorders>
+        <w:shd w:val="clear" w:color="auto" w:fill="0F9ED5" w:themeFill="accent4"/>
+      </w:tcPr>
+    </w:tblStylePr>
+    <w:tblStylePr w:type="lastRow">
+      <w:rPr>
+        <w:b/>
+        <w:bCs/>
+      </w:rPr>
+      <w:tblPr/>
+      <w:tcPr>
+        <w:tcBorders>
+          <w:top w:val="double" w:sz="4" w:space="0" w:color="0F9ED5" w:themeColor="accent4"/>
+        </w:tcBorders>
+      </w:tcPr>
+    </w:tblStylePr>
+    <w:tblStylePr w:type="firstCol">
+      <w:rPr>
+        <w:b/>
+        <w:bCs/>
+      </w:rPr>
+    </w:tblStylePr>
+    <w:tblStylePr w:type="lastCol">
+      <w:rPr>
+        <w:b/>
+        <w:bCs/>
+      </w:rPr>
+    </w:tblStylePr>
+    <w:tblStylePr w:type="band1Vert">
+      <w:tblPr/>
+      <w:tcPr>
+        <w:shd w:val="clear" w:color="auto" w:fill="CAEDFB" w:themeFill="accent4" w:themeFillTint="33"/>
+      </w:tcPr>
+    </w:tblStylePr>
+    <w:tblStylePr w:type="band1Horz">
+      <w:tblPr/>
+      <w:tcPr>
+        <w:shd w:val="clear" w:color="auto" w:fill="CAEDFB" w:themeFill="accent4" w:themeFillTint="33"/>
+      </w:tcPr>
+    </w:tblStylePr>
   </w:style>
 </w:styles>
 </file>
